--- a/Sprint20261005-20261016/HERO-69077_20261008_112534.docx
+++ b/Sprint20261005-20261016/HERO-69077_20261008_112534.docx
@@ -16,6 +16,21 @@
           <w:u w:val="none"/>
         </w:rPr>
         <w:t>HERO-69077 Test Report</w:t>
+      </w:r>
+    </w:p>
+    <w:p>
+      <w:pPr>
+        <w:spacing w:before="0" w:after="80"/>
+      </w:pPr>
+      <w:r>
+        <w:rPr>
+          <w:rFonts w:ascii="Arial" w:hAnsi="Arial" w:eastAsia="Arial" w:cs="Arial"/>
+          <w:b w:val="0"/>
+          <w:color w:val="000000"/>
+          <w:sz w:val="20"/>
+          <w:u w:val="none"/>
+        </w:rPr>
+        <w:t>&gt; Font: Arial for the entire document. L1: 16pt bold center; L2: 13pt bold underlined; L3: 12pt bold blue (#001eff); L4: 11pt bold blue (#001eff); body: 10pt. Language: English.</w:t>
       </w:r>
     </w:p>
     <w:p>
@@ -45,7 +60,7 @@
           <w:sz w:val="24"/>
           <w:u w:val="none"/>
         </w:rPr>
-        <w:t>F1.Terminate Threads Replacement For Reset App And Server</w:t>
+        <w:t>F1. Reset App and Server Thread Termination</w:t>
       </w:r>
     </w:p>
     <w:p>
@@ -60,7 +75,7 @@
           <w:sz w:val="22"/>
           <w:u w:val="none"/>
         </w:rPr>
-        <w:t>F1.1.Verify Reset App And Server Terminates Client Thread Using The New Java 25 Handling</w:t>
+        <w:t>F1.1. Perform Reset App and Server with an Active Client Session</w:t>
       </w:r>
     </w:p>
     <w:p>
@@ -91,7 +106,7 @@
           <w:sz w:val="20"/>
           <w:u w:val="none"/>
         </w:rPr>
-        <w:t>1. The fixed POS client build is deployed on a Workstation running Windows 11 Enterprise with the upgraded Java 25 runtime</w:t>
+        <w:t>1. The POS client is running on Java 25 and the user is logged in.</w:t>
       </w:r>
     </w:p>
     <w:p>
@@ -107,7 +122,7 @@
           <w:sz w:val="20"/>
           <w:u w:val="none"/>
         </w:rPr>
-        <w:t>2. The POS client is able to start and connect to the local server successfully (cloud / local network)</w:t>
+        <w:t>2. The POS client is connected to the local server and at least one client thread is active.</w:t>
       </w:r>
     </w:p>
     <w:p>
@@ -123,23 +138,7 @@
           <w:sz w:val="20"/>
           <w:u w:val="none"/>
         </w:rPr>
-        <w:t>3. The POS client is in a normal operating state with at least one active ordering session / open thread before the reset is triggered</w:t>
-      </w:r>
-    </w:p>
-    <w:p>
-      <w:pPr>
-        <w:spacing w:before="0" w:after="40"/>
-        <w:ind w:left="360" w:hanging="240"/>
-      </w:pPr>
-      <w:r>
-        <w:rPr>
-          <w:rFonts w:ascii="Arial" w:hAnsi="Arial" w:eastAsia="Arial" w:cs="Arial"/>
-          <w:b w:val="0"/>
-          <w:color w:val="000000"/>
-          <w:sz w:val="20"/>
-          <w:u w:val="none"/>
-        </w:rPr>
-        <w:t>4. Test environment: Local test environment</w:t>
+        <w:t>3. The "Reset app and server" function is accessible from the client.</w:t>
       </w:r>
     </w:p>
     <w:p>
@@ -170,7 +169,7 @@
           <w:sz w:val="20"/>
           <w:u w:val="none"/>
         </w:rPr>
-        <w:t>1. Launch the POS client and log in with a valid operator account</w:t>
+        <w:t>1. Trigger the "Reset app and server" function in the POS client.</w:t>
       </w:r>
     </w:p>
     <w:p>
@@ -186,7 +185,7 @@
           <w:sz w:val="20"/>
           <w:u w:val="none"/>
         </w:rPr>
-        <w:t>2. Open an ordering session and confirm the client thread is running (for example via the Windows task manager / process monitor)</w:t>
+        <w:t>2. Observe the client and server shutdown behavior.</w:t>
       </w:r>
     </w:p>
     <w:p>
@@ -202,7 +201,7 @@
           <w:sz w:val="20"/>
           <w:u w:val="none"/>
         </w:rPr>
-        <w:t>3. Trigger the "Reset app and server" function from the POS client</w:t>
+        <w:t>3. Wait for the application and server to restart automatically.</w:t>
       </w:r>
     </w:p>
     <w:p>
@@ -218,23 +217,7 @@
           <w:sz w:val="20"/>
           <w:u w:val="none"/>
         </w:rPr>
-        <w:t>4. Observe the client thread termination behaviour</w:t>
-      </w:r>
-    </w:p>
-    <w:p>
-      <w:pPr>
-        <w:spacing w:before="0" w:after="40"/>
-        <w:ind w:left="360" w:hanging="240"/>
-      </w:pPr>
-      <w:r>
-        <w:rPr>
-          <w:rFonts w:ascii="Arial" w:hAnsi="Arial" w:eastAsia="Arial" w:cs="Arial"/>
-          <w:b w:val="0"/>
-          <w:color w:val="000000"/>
-          <w:sz w:val="20"/>
-          <w:u w:val="none"/>
-        </w:rPr>
-        <w:t>5. Verify the client app and server are reset as expected (client restarts and re-establishes connection to the local server)</w:t>
+        <w:t>4. Check the client log for any thread termination exception.</w:t>
       </w:r>
     </w:p>
     <w:p>
@@ -265,7 +248,7 @@
           <w:sz w:val="20"/>
           <w:u w:val="none"/>
         </w:rPr>
-        <w:t>1. The "Reset app and server" function completes without throwing the deprecated thread-termination exception that was raised on Java 25</w:t>
+        <w:t>1. The system uses the new handling to terminate the client thread instead of the deprecated thread termination function.</w:t>
       </w:r>
     </w:p>
     <w:p>
@@ -281,7 +264,7 @@
           <w:sz w:val="20"/>
           <w:u w:val="none"/>
         </w:rPr>
-        <w:t>2. The client thread is terminated via the new Java 25 handling, and the client app and server are reset successfully</w:t>
+        <w:t>2. The client application and server are reset and restart successfully without hanging.</w:t>
       </w:r>
     </w:p>
     <w:p>
@@ -297,63 +280,7 @@
           <w:sz w:val="20"/>
           <w:u w:val="none"/>
         </w:rPr>
-        <w:t>3. The POS client restarts and reconnects to the local server without manual intervention</w:t>
-      </w:r>
-    </w:p>
-    <w:p>
-      <w:pPr>
-        <w:spacing w:before="0" w:after="40"/>
-        <w:ind w:left="360" w:hanging="240"/>
-      </w:pPr>
-      <w:r>
-        <w:rPr>
-          <w:rFonts w:ascii="Arial" w:hAnsi="Arial" w:eastAsia="Arial" w:cs="Arial"/>
-          <w:b w:val="0"/>
-          <w:color w:val="000000"/>
-          <w:sz w:val="20"/>
-          <w:u w:val="none"/>
-        </w:rPr>
-        <w:t xml:space="preserve">4. No </w:t>
-      </w:r>
-      <w:r>
-        <w:rPr>
-          <w:rFonts w:ascii="Consolas" w:hAnsi="Consolas" w:eastAsia="Arial" w:cs="Arial"/>
-          <w:b w:val="0"/>
-          <w:color w:val="000000"/>
-          <w:sz w:val="20"/>
-          <w:u w:val="none"/>
-        </w:rPr>
-        <w:t>UnsupportedOperation</w:t>
-      </w:r>
-      <w:r>
-        <w:rPr>
-          <w:rFonts w:ascii="Arial" w:hAnsi="Arial" w:eastAsia="Arial" w:cs="Arial"/>
-          <w:b w:val="0"/>
-          <w:color w:val="000000"/>
-          <w:sz w:val="20"/>
-          <w:u w:val="none"/>
-        </w:rPr>
-        <w:t xml:space="preserve"> / </w:t>
-      </w:r>
-      <w:r>
-        <w:rPr>
-          <w:rFonts w:ascii="Consolas" w:hAnsi="Consolas" w:eastAsia="Arial" w:cs="Arial"/>
-          <w:b w:val="0"/>
-          <w:color w:val="000000"/>
-          <w:sz w:val="20"/>
-          <w:u w:val="none"/>
-        </w:rPr>
-        <w:t>Thread.terminate</w:t>
-      </w:r>
-      <w:r>
-        <w:rPr>
-          <w:rFonts w:ascii="Arial" w:hAnsi="Arial" w:eastAsia="Arial" w:cs="Arial"/>
-          <w:b w:val="0"/>
-          <w:color w:val="000000"/>
-          <w:sz w:val="20"/>
-          <w:u w:val="none"/>
-        </w:rPr>
-        <w:t xml:space="preserve"> deprecation runtime errors are shown in the client or server logs</w:t>
+        <w:t>3. No runtime exception (such as UnsupportedOperationException from the deprecated API) is thrown or displayed during thread termination.</w:t>
       </w:r>
     </w:p>
     <w:p>
@@ -368,7 +295,7 @@
           <w:sz w:val="22"/>
           <w:u w:val="none"/>
         </w:rPr>
-        <w:t>F1.2.Verify No Deprecated Thread Termination Call Remains After Java 25 Upgrade</w:t>
+        <w:t>F1.2. Client and Server Reconnection after Reset</w:t>
       </w:r>
     </w:p>
     <w:p>
@@ -399,7 +326,7 @@
           <w:sz w:val="20"/>
           <w:u w:val="none"/>
         </w:rPr>
-        <w:t>1. The fixed POS client build with the upgraded Java 25 runtime and Gradle 9.7.0 is deployed on a Workstation</w:t>
+        <w:t>1. The "Reset app and server" operation has completed successfully.</w:t>
       </w:r>
     </w:p>
     <w:p>
@@ -415,23 +342,7 @@
           <w:sz w:val="20"/>
           <w:u w:val="none"/>
         </w:rPr>
-        <w:t>2. Access to the local server logs and POS client logs</w:t>
-      </w:r>
-    </w:p>
-    <w:p>
-      <w:pPr>
-        <w:spacing w:before="0" w:after="40"/>
-        <w:ind w:left="360" w:hanging="240"/>
-      </w:pPr>
-      <w:r>
-        <w:rPr>
-          <w:rFonts w:ascii="Arial" w:hAnsi="Arial" w:eastAsia="Arial" w:cs="Arial"/>
-          <w:b w:val="0"/>
-          <w:color w:val="000000"/>
-          <w:sz w:val="20"/>
-          <w:u w:val="none"/>
-        </w:rPr>
-        <w:t>3. Test environment: Local test environment</w:t>
+        <w:t>2. The client and server have restarted.</w:t>
       </w:r>
     </w:p>
     <w:p>
@@ -462,7 +373,7 @@
           <w:sz w:val="20"/>
           <w:u w:val="none"/>
         </w:rPr>
-        <w:t>1. Launch the POS client and log in with a valid operator account</w:t>
+        <w:t>1. Log in to the POS client after the reset.</w:t>
       </w:r>
     </w:p>
     <w:p>
@@ -478,7 +389,7 @@
           <w:sz w:val="20"/>
           <w:u w:val="none"/>
         </w:rPr>
-        <w:t>2. Perform a sequence of normal POS operations (open outlet, open check, order items, close check, daily start / daily close)</w:t>
+        <w:t>2. Confirm the client reconnects to the server.</w:t>
       </w:r>
     </w:p>
     <w:p>
@@ -494,23 +405,7 @@
           <w:sz w:val="20"/>
           <w:u w:val="none"/>
         </w:rPr>
-        <w:t>3. Trigger the "Reset app and server" function multiple times during the session</w:t>
-      </w:r>
-    </w:p>
-    <w:p>
-      <w:pPr>
-        <w:spacing w:before="0" w:after="40"/>
-        <w:ind w:left="360" w:hanging="240"/>
-      </w:pPr>
-      <w:r>
-        <w:rPr>
-          <w:rFonts w:ascii="Arial" w:hAnsi="Arial" w:eastAsia="Arial" w:cs="Arial"/>
-          <w:b w:val="0"/>
-          <w:color w:val="000000"/>
-          <w:sz w:val="20"/>
-          <w:u w:val="none"/>
-        </w:rPr>
-        <w:t>4. Inspect the POS client and local server logs for any deprecated thread-termination related stack traces or warnings</w:t>
+        <w:t>3. Open a new check and perform a basic ordering operation.</w:t>
       </w:r>
     </w:p>
     <w:p>
@@ -541,7 +436,7 @@
           <w:sz w:val="20"/>
           <w:u w:val="none"/>
         </w:rPr>
-        <w:t>1. All normal POS operations complete successfully without any deprecated thread-termination related errors in the logs</w:t>
+        <w:t>1. The user can log in normally after the reset.</w:t>
       </w:r>
     </w:p>
     <w:p>
@@ -557,7 +452,7 @@
           <w:sz w:val="20"/>
           <w:u w:val="none"/>
         </w:rPr>
-        <w:t>2. Multiple "Reset app and server" operations complete without throwing the deprecated terminate-threads exception</w:t>
+        <w:t>2. The POS client reconnects to the server successfully.</w:t>
       </w:r>
     </w:p>
     <w:p>
@@ -573,22 +468,7 @@
           <w:sz w:val="20"/>
           <w:u w:val="none"/>
         </w:rPr>
-        <w:t>3. The upgraded Java 25 / Gradle 9.7.0 build starts up and operates without any deprecated-code runtime errors</w:t>
-      </w:r>
-    </w:p>
-    <w:p>
-      <w:pPr>
-        <w:spacing w:before="160" w:after="80"/>
-      </w:pPr>
-      <w:r>
-        <w:rPr>
-          <w:rFonts w:ascii="Arial" w:hAnsi="Arial" w:eastAsia="Arial" w:cs="Arial"/>
-          <w:b/>
-          <w:color w:val="001EFF"/>
-          <w:sz w:val="24"/>
-          <w:u w:val="none"/>
-        </w:rPr>
-        <w:t>F2.Regression — Existing Reset And Recovery Flows</w:t>
+        <w:t>3. All previously terminated client threads are cleared and new threads run normally.</w:t>
       </w:r>
     </w:p>
     <w:p>
@@ -603,7 +483,7 @@
           <w:sz w:val="22"/>
           <w:u w:val="none"/>
         </w:rPr>
-        <w:t>F2.1.Verify Existing Reset App And Server Recovery Behaviour Is Preserved</w:t>
+        <w:t>F1.3. Reset While Business Operations Are in Progress</w:t>
       </w:r>
     </w:p>
     <w:p>
@@ -634,7 +514,7 @@
           <w:sz w:val="20"/>
           <w:u w:val="none"/>
         </w:rPr>
-        <w:t>1. The fixed POS client build is deployed on a Workstation running the upgraded Java 25 runtime</w:t>
+        <w:t>1. An open check with ordered items exists on the client.</w:t>
       </w:r>
     </w:p>
     <w:p>
@@ -650,23 +530,7 @@
           <w:sz w:val="20"/>
           <w:u w:val="none"/>
         </w:rPr>
-        <w:t>2. The POS client is in a normal operating state with active ordering / payment data</w:t>
-      </w:r>
-    </w:p>
-    <w:p>
-      <w:pPr>
-        <w:spacing w:before="0" w:after="40"/>
-        <w:ind w:left="360" w:hanging="240"/>
-      </w:pPr>
-      <w:r>
-        <w:rPr>
-          <w:rFonts w:ascii="Arial" w:hAnsi="Arial" w:eastAsia="Arial" w:cs="Arial"/>
-          <w:b w:val="0"/>
-          <w:color w:val="000000"/>
-          <w:sz w:val="20"/>
-          <w:u w:val="none"/>
-        </w:rPr>
-        <w:t>3. Test environment: Local test environment</w:t>
+        <w:t>2. A print job or server communication is in progress when the reset begins.</w:t>
       </w:r>
     </w:p>
     <w:p>
@@ -697,7 +561,7 @@
           <w:sz w:val="20"/>
           <w:u w:val="none"/>
         </w:rPr>
-        <w:t>1. Launch the POS client and log in with a valid operator account</w:t>
+        <w:t>1. Trigger "Reset app and server" while the operations are in progress.</w:t>
       </w:r>
     </w:p>
     <w:p>
@@ -713,7 +577,7 @@
           <w:sz w:val="20"/>
           <w:u w:val="none"/>
         </w:rPr>
-        <w:t>2. Open an outlet, perform daily start, open a check, order items and apply a payment</w:t>
+        <w:t>2. Wait for the reset and restart to complete.</w:t>
       </w:r>
     </w:p>
     <w:p>
@@ -729,39 +593,7 @@
           <w:sz w:val="20"/>
           <w:u w:val="none"/>
         </w:rPr>
-        <w:t>3. Trigger the "Reset app and server" function while there is unsaved / in-flight data</w:t>
-      </w:r>
-    </w:p>
-    <w:p>
-      <w:pPr>
-        <w:spacing w:before="0" w:after="40"/>
-        <w:ind w:left="360" w:hanging="240"/>
-      </w:pPr>
-      <w:r>
-        <w:rPr>
-          <w:rFonts w:ascii="Arial" w:hAnsi="Arial" w:eastAsia="Arial" w:cs="Arial"/>
-          <w:b w:val="0"/>
-          <w:color w:val="000000"/>
-          <w:sz w:val="20"/>
-          <w:u w:val="none"/>
-        </w:rPr>
-        <w:t>4. Confirm the recovery flow after reset (the client restarts and the in-flight data is handled per existing recovery rules)</w:t>
-      </w:r>
-    </w:p>
-    <w:p>
-      <w:pPr>
-        <w:spacing w:before="0" w:after="40"/>
-        <w:ind w:left="360" w:hanging="240"/>
-      </w:pPr>
-      <w:r>
-        <w:rPr>
-          <w:rFonts w:ascii="Arial" w:hAnsi="Arial" w:eastAsia="Arial" w:cs="Arial"/>
-          <w:b w:val="0"/>
-          <w:color w:val="000000"/>
-          <w:sz w:val="20"/>
-          <w:u w:val="none"/>
-        </w:rPr>
-        <w:t>5. Re-open the POS client after reset and verify the previously closed checks are intact</w:t>
+        <w:t>3. Log in and reopen the affected check.</w:t>
       </w:r>
     </w:p>
     <w:p>
@@ -792,7 +624,7 @@
           <w:sz w:val="20"/>
           <w:u w:val="none"/>
         </w:rPr>
-        <w:t>1. The "Reset app and server" function completes without error and the recovery behaviour matches the pre-upgrade (Java 17) flow</w:t>
+        <w:t>1. The active client threads are terminated gracefully by the new handling without crashing the application.</w:t>
       </w:r>
     </w:p>
     <w:p>
@@ -808,7 +640,7 @@
           <w:sz w:val="20"/>
           <w:u w:val="none"/>
         </w:rPr>
-        <w:t>2. In-flight data is handled per the existing recovery rules — no data loss or corruption is introduced by the new thread-termination handling</w:t>
+        <w:t>2. The reset completes and the client restarts successfully.</w:t>
       </w:r>
     </w:p>
     <w:p>
@@ -824,7 +656,37 @@
           <w:sz w:val="20"/>
           <w:u w:val="none"/>
         </w:rPr>
-        <w:t>3. Closed checks and historical data remain intact after the reset and client restart</w:t>
+        <w:t>3. The check data remains intact and accessible after the reset.</w:t>
+      </w:r>
+    </w:p>
+    <w:p>
+      <w:pPr>
+        <w:spacing w:before="120" w:after="60"/>
+      </w:pPr>
+      <w:r>
+        <w:rPr>
+          <w:rFonts w:ascii="Arial" w:hAnsi="Arial" w:eastAsia="Arial" w:cs="Arial"/>
+          <w:b/>
+          <w:color w:val="001EFF"/>
+          <w:sz w:val="22"/>
+          <w:u w:val="none"/>
+        </w:rPr>
+        <w:t>F1.4. Repeated Reset App and Server Operations</w:t>
+      </w:r>
+    </w:p>
+    <w:p>
+      <w:pPr>
+        <w:spacing w:before="0" w:after="80"/>
+      </w:pPr>
+      <w:r>
+        <w:rPr>
+          <w:rFonts w:ascii="Arial" w:hAnsi="Arial" w:eastAsia="Arial" w:cs="Arial"/>
+          <w:b/>
+          <w:color w:val="000000"/>
+          <w:sz w:val="20"/>
+          <w:u w:val="none"/>
+        </w:rPr>
+        <w:t>Prerequisite(s):</w:t>
       </w:r>
     </w:p>
     <w:p>
@@ -840,22 +702,22 @@
           <w:sz w:val="20"/>
           <w:u w:val="none"/>
         </w:rPr>
-        <w:t>4. The new Java 25 handling produces the same end-user experience as the previous Java 17 implementation</w:t>
+        <w:t>1. The POS client is running and logged in.</w:t>
       </w:r>
     </w:p>
     <w:p>
       <w:pPr>
-        <w:spacing w:before="200" w:after="120"/>
+        <w:spacing w:before="0" w:after="80"/>
       </w:pPr>
       <w:r>
         <w:rPr>
           <w:rFonts w:ascii="Arial" w:hAnsi="Arial" w:eastAsia="Arial" w:cs="Arial"/>
           <w:b/>
           <w:color w:val="000000"/>
-          <w:sz w:val="26"/>
-          <w:u w:val="single"/>
+          <w:sz w:val="20"/>
+          <w:u w:val="none"/>
         </w:rPr>
-        <w:t>Test Environment Information</w:t>
+        <w:t>Step(s):</w:t>
       </w:r>
     </w:p>
     <w:p>
@@ -871,37 +733,7 @@
           <w:sz w:val="20"/>
           <w:u w:val="none"/>
         </w:rPr>
-        <w:t>• Local test environment</w:t>
-      </w:r>
-    </w:p>
-    <w:p>
-      <w:pPr>
-        <w:spacing w:before="200" w:after="120"/>
-      </w:pPr>
-      <w:r>
-        <w:rPr>
-          <w:rFonts w:ascii="Arial" w:hAnsi="Arial" w:eastAsia="Arial" w:cs="Arial"/>
-          <w:b/>
-          <w:color w:val="000000"/>
-          <w:sz w:val="26"/>
-          <w:u w:val="single"/>
-        </w:rPr>
-        <w:t>Appendix</w:t>
-      </w:r>
-    </w:p>
-    <w:p>
-      <w:pPr>
-        <w:spacing w:before="0" w:after="80"/>
-      </w:pPr>
-      <w:r>
-        <w:rPr>
-          <w:rFonts w:ascii="Arial" w:hAnsi="Arial" w:eastAsia="Arial" w:cs="Arial"/>
-          <w:b/>
-          <w:color w:val="000000"/>
-          <w:sz w:val="20"/>
-          <w:u w:val="none"/>
-        </w:rPr>
-        <w:t>JIRA Acceptance Criteria (HERO-69077):</w:t>
+        <w:t>1. Perform "Reset app and server" repeatedly for several cycles.</w:t>
       </w:r>
     </w:p>
     <w:p>
@@ -917,7 +749,7 @@
           <w:sz w:val="20"/>
           <w:u w:val="none"/>
         </w:rPr>
-        <w:t>• Terminate threads feature still compiles on Java 25, but it no longer stops a thread. Since JDK 20 the method always throws with an exception. Any remaining call that worked on Java 17 will fail at runtime on Java 25.</w:t>
+        <w:t>2. Log in and place a quick order after each restart.</w:t>
       </w:r>
     </w:p>
     <w:p>
@@ -933,7 +765,22 @@
           <w:sz w:val="20"/>
           <w:u w:val="none"/>
         </w:rPr>
-        <w:t>• When the user performs "Reset app and server" in the client, the system must use the new handling to replace the existing deprecated function for terminating the client thread.</w:t>
+        <w:t>3. Review the client log after the final cycle.</w:t>
+      </w:r>
+    </w:p>
+    <w:p>
+      <w:pPr>
+        <w:spacing w:before="0" w:after="80"/>
+      </w:pPr>
+      <w:r>
+        <w:rPr>
+          <w:rFonts w:ascii="Arial" w:hAnsi="Arial" w:eastAsia="Arial" w:cs="Arial"/>
+          <w:b/>
+          <w:color w:val="000000"/>
+          <w:sz w:val="20"/>
+          <w:u w:val="none"/>
+        </w:rPr>
+        <w:t>Test Result(s):</w:t>
       </w:r>
     </w:p>
     <w:p>
@@ -949,7 +796,227 @@
           <w:sz w:val="20"/>
           <w:u w:val="none"/>
         </w:rPr>
-        <w:t>• The upgraded Java 25 / Gradle 9.7.0 build must start up and operate without any deprecated-code runtime errors.</w:t>
+        <w:t>1. Every reset cycle terminates client threads and restarts successfully.</w:t>
+      </w:r>
+    </w:p>
+    <w:p>
+      <w:pPr>
+        <w:spacing w:before="0" w:after="40"/>
+        <w:ind w:left="360" w:hanging="240"/>
+      </w:pPr>
+      <w:r>
+        <w:rPr>
+          <w:rFonts w:ascii="Arial" w:hAnsi="Arial" w:eastAsia="Arial" w:cs="Arial"/>
+          <w:b w:val="0"/>
+          <w:color w:val="000000"/>
+          <w:sz w:val="20"/>
+          <w:u w:val="none"/>
+        </w:rPr>
+        <w:t>2. No hung threads, frozen screens, or thread termination exceptions occur across the repeated cycles.</w:t>
+      </w:r>
+    </w:p>
+    <w:p>
+      <w:pPr>
+        <w:spacing w:before="0" w:after="40"/>
+        <w:ind w:left="360" w:hanging="240"/>
+      </w:pPr>
+      <w:r>
+        <w:rPr>
+          <w:rFonts w:ascii="Arial" w:hAnsi="Arial" w:eastAsia="Arial" w:cs="Arial"/>
+          <w:b w:val="0"/>
+          <w:color w:val="000000"/>
+          <w:sz w:val="20"/>
+          <w:u w:val="none"/>
+        </w:rPr>
+        <w:t>3. Normal POS operations remain available after each reset.</w:t>
+      </w:r>
+    </w:p>
+    <w:p>
+      <w:pPr>
+        <w:spacing w:before="160" w:after="80"/>
+      </w:pPr>
+      <w:r>
+        <w:rPr>
+          <w:rFonts w:ascii="Arial" w:hAnsi="Arial" w:eastAsia="Arial" w:cs="Arial"/>
+          <w:b/>
+          <w:color w:val="001EFF"/>
+          <w:sz w:val="24"/>
+          <w:u w:val="none"/>
+        </w:rPr>
+        <w:t>F2. Verify Normal POS Functions after Reset</w:t>
+      </w:r>
+    </w:p>
+    <w:p>
+      <w:pPr>
+        <w:spacing w:before="0" w:after="80"/>
+      </w:pPr>
+      <w:r>
+        <w:rPr>
+          <w:rFonts w:ascii="Arial" w:hAnsi="Arial" w:eastAsia="Arial" w:cs="Arial"/>
+          <w:b/>
+          <w:color w:val="000000"/>
+          <w:sz w:val="20"/>
+          <w:u w:val="none"/>
+        </w:rPr>
+        <w:t>Prerequisite(s):</w:t>
+      </w:r>
+    </w:p>
+    <w:p>
+      <w:pPr>
+        <w:spacing w:before="0" w:after="40"/>
+        <w:ind w:left="360" w:hanging="240"/>
+      </w:pPr>
+      <w:r>
+        <w:rPr>
+          <w:rFonts w:ascii="Arial" w:hAnsi="Arial" w:eastAsia="Arial" w:cs="Arial"/>
+          <w:b w:val="0"/>
+          <w:color w:val="000000"/>
+          <w:sz w:val="20"/>
+          <w:u w:val="none"/>
+        </w:rPr>
+        <w:t>1. The "Reset app and server" operation has been performed successfully on Java 25.</w:t>
+      </w:r>
+    </w:p>
+    <w:p>
+      <w:pPr>
+        <w:spacing w:before="0" w:after="40"/>
+        <w:ind w:left="360" w:hanging="240"/>
+      </w:pPr>
+      <w:r>
+        <w:rPr>
+          <w:rFonts w:ascii="Arial" w:hAnsi="Arial" w:eastAsia="Arial" w:cs="Arial"/>
+          <w:b w:val="0"/>
+          <w:color w:val="000000"/>
+          <w:sz w:val="20"/>
+          <w:u w:val="none"/>
+        </w:rPr>
+        <w:t>2. The user is logged in to the POS client.</w:t>
+      </w:r>
+    </w:p>
+    <w:p>
+      <w:pPr>
+        <w:spacing w:before="0" w:after="80"/>
+      </w:pPr>
+      <w:r>
+        <w:rPr>
+          <w:rFonts w:ascii="Arial" w:hAnsi="Arial" w:eastAsia="Arial" w:cs="Arial"/>
+          <w:b/>
+          <w:color w:val="000000"/>
+          <w:sz w:val="20"/>
+          <w:u w:val="none"/>
+        </w:rPr>
+        <w:t>Step(s):</w:t>
+      </w:r>
+    </w:p>
+    <w:p>
+      <w:pPr>
+        <w:spacing w:before="0" w:after="40"/>
+        <w:ind w:left="360" w:hanging="240"/>
+      </w:pPr>
+      <w:r>
+        <w:rPr>
+          <w:rFonts w:ascii="Arial" w:hAnsi="Arial" w:eastAsia="Arial" w:cs="Arial"/>
+          <w:b w:val="0"/>
+          <w:color w:val="000000"/>
+          <w:sz w:val="20"/>
+          <w:u w:val="none"/>
+        </w:rPr>
+        <w:t>1. Open a check, order items, and settle the check with a payment.</w:t>
+      </w:r>
+    </w:p>
+    <w:p>
+      <w:pPr>
+        <w:spacing w:before="0" w:after="40"/>
+        <w:ind w:left="360" w:hanging="240"/>
+      </w:pPr>
+      <w:r>
+        <w:rPr>
+          <w:rFonts w:ascii="Arial" w:hAnsi="Arial" w:eastAsia="Arial" w:cs="Arial"/>
+          <w:b w:val="0"/>
+          <w:color w:val="000000"/>
+          <w:sz w:val="20"/>
+          <w:u w:val="none"/>
+        </w:rPr>
+        <w:t>2. Print the customer receipt.</w:t>
+      </w:r>
+    </w:p>
+    <w:p>
+      <w:pPr>
+        <w:spacing w:before="0" w:after="40"/>
+        <w:ind w:left="360" w:hanging="240"/>
+      </w:pPr>
+      <w:r>
+        <w:rPr>
+          <w:rFonts w:ascii="Arial" w:hAnsi="Arial" w:eastAsia="Arial" w:cs="Arial"/>
+          <w:b w:val="0"/>
+          <w:color w:val="000000"/>
+          <w:sz w:val="20"/>
+          <w:u w:val="none"/>
+        </w:rPr>
+        <w:t>3. Run a POS report from the client.</w:t>
+      </w:r>
+    </w:p>
+    <w:p>
+      <w:pPr>
+        <w:spacing w:before="0" w:after="80"/>
+      </w:pPr>
+      <w:r>
+        <w:rPr>
+          <w:rFonts w:ascii="Arial" w:hAnsi="Arial" w:eastAsia="Arial" w:cs="Arial"/>
+          <w:b/>
+          <w:color w:val="000000"/>
+          <w:sz w:val="20"/>
+          <w:u w:val="none"/>
+        </w:rPr>
+        <w:t>Test Result(s):</w:t>
+      </w:r>
+    </w:p>
+    <w:p>
+      <w:pPr>
+        <w:spacing w:before="0" w:after="40"/>
+        <w:ind w:left="360" w:hanging="240"/>
+      </w:pPr>
+      <w:r>
+        <w:rPr>
+          <w:rFonts w:ascii="Arial" w:hAnsi="Arial" w:eastAsia="Arial" w:cs="Arial"/>
+          <w:b w:val="0"/>
+          <w:color w:val="000000"/>
+          <w:sz w:val="20"/>
+          <w:u w:val="none"/>
+        </w:rPr>
+        <w:t>1. Ordering and payment are completed normally after the reset.</w:t>
+      </w:r>
+    </w:p>
+    <w:p>
+      <w:pPr>
+        <w:spacing w:before="0" w:after="40"/>
+        <w:ind w:left="360" w:hanging="240"/>
+      </w:pPr>
+      <w:r>
+        <w:rPr>
+          <w:rFonts w:ascii="Arial" w:hAnsi="Arial" w:eastAsia="Arial" w:cs="Arial"/>
+          <w:b w:val="0"/>
+          <w:color w:val="000000"/>
+          <w:sz w:val="20"/>
+          <w:u w:val="none"/>
+        </w:rPr>
+        <w:t>2. The receipt is printed successfully.</w:t>
+      </w:r>
+    </w:p>
+    <w:p>
+      <w:pPr>
+        <w:spacing w:before="0" w:after="40"/>
+        <w:ind w:left="360" w:hanging="240"/>
+      </w:pPr>
+      <w:r>
+        <w:rPr>
+          <w:rFonts w:ascii="Arial" w:hAnsi="Arial" w:eastAsia="Arial" w:cs="Arial"/>
+          <w:b w:val="0"/>
+          <w:color w:val="000000"/>
+          <w:sz w:val="20"/>
+          <w:u w:val="none"/>
+        </w:rPr>
+        <w:t>3. The report is generated successfully, confirming the new thread termination handling does not affect normal POS functions.</w:t>
       </w:r>
     </w:p>
     <w:sectPr>
